--- a/.SYSTEMX/KIT/Production/Standard Document Set/DOCX/02_Client_Proposal_Template.docx
+++ b/.SYSTEMX/KIT/Production/Standard Document Set/DOCX/02_Client_Proposal_Template.docx
@@ -120,7 +120,7 @@
               <w:rPr>
                 <w:sz w:val="17"/>
               </w:rPr>
-              <w:t>Wayne Tech Lab LLC.</w:t>
+              <w:t>[[COMPANY NAME]]</w:t>
             </w:r>
           </w:p>
         </w:tc>
@@ -305,7 +305,7 @@
     </w:p>
     <w:p>
       <w:r>
-        <w:t>Define the client objective, the proposed Wayne Tech Lab response, the value created, and the recommended commercial path.</w:t>
+        <w:t>Define the client objective, the proposed [[COMPANY NAME]] response, the value created, and the recommended commercial path.</w:t>
       </w:r>
     </w:p>
     <w:p>
@@ -873,7 +873,7 @@
                 <w:b/>
                 <w:color w:val="FFFFFF"/>
               </w:rPr>
-              <w:t>Wayne Tech Lab LLC. Authorized Representative</w:t>
+              <w:t>[[COMPANY NAME]] Authorized Representative</w:t>
             </w:r>
           </w:p>
         </w:tc>
@@ -974,7 +974,7 @@
         <w:color w:val="5B6573"/>
         <w:sz w:val="15"/>
       </w:rPr>
-      <w:t>Wayne Tech Lab LLC. | www.WayneTechLab.com | Lucas@WayneTechLab.com | Salem, Oregon</w:t>
+      <w:t>[[COMPANY NAME]] | example.com | [[CONTACT EMAIL]] | [[CITY, REGION]]</w:t>
     </w:r>
   </w:p>
   <w:p>
@@ -1083,7 +1083,7 @@
               <w:color w:val="01214A"/>
               <w:sz w:val="21"/>
             </w:rPr>
-            <w:t>WAYNE TECH LAB LLC.</w:t>
+            <w:t>[[COMPANY NAME]]</w:t>
           </w:r>
           <w:r>
             <w:rPr>
